--- a/Module 9 Final/Final Project Documentation.docx
+++ b/Module 9 Final/Final Project Documentation.docx
@@ -297,21 +297,7 @@
         <w:rPr>
           <w:rFonts w:ascii="Times New Roman" w:hAnsi="Times New Roman" w:cs="Times New Roman"/>
         </w:rPr>
-        <w:t xml:space="preserve">Assessment of these tests can be found </w:t>
-      </w:r>
-      <w:proofErr w:type="gramStart"/>
-      <w:r>
-        <w:rPr>
-          <w:rFonts w:ascii="Times New Roman" w:hAnsi="Times New Roman" w:cs="Times New Roman"/>
-        </w:rPr>
-        <w:t>later on</w:t>
-      </w:r>
-      <w:proofErr w:type="gramEnd"/>
-      <w:r>
-        <w:rPr>
-          <w:rFonts w:ascii="Times New Roman" w:hAnsi="Times New Roman" w:cs="Times New Roman"/>
-        </w:rPr>
-        <w:t xml:space="preserve"> in the paper. </w:t>
+        <w:t xml:space="preserve">Assessment of these tests can be found later on in the paper. </w:t>
       </w:r>
     </w:p>
     <w:p>
@@ -600,21 +586,7 @@
         <w:rPr>
           <w:rFonts w:ascii="Times New Roman" w:hAnsi="Times New Roman" w:cs="Times New Roman"/>
         </w:rPr>
-        <w:t xml:space="preserve">. This can be seen in the </w:t>
-      </w:r>
-      <w:proofErr w:type="gramStart"/>
-      <w:r>
-        <w:rPr>
-          <w:rFonts w:ascii="Times New Roman" w:hAnsi="Times New Roman" w:cs="Times New Roman"/>
-        </w:rPr>
-        <w:t>second code</w:t>
-      </w:r>
-      <w:proofErr w:type="gramEnd"/>
-      <w:r>
-        <w:rPr>
-          <w:rFonts w:ascii="Times New Roman" w:hAnsi="Times New Roman" w:cs="Times New Roman"/>
-        </w:rPr>
-        <w:t xml:space="preserve"> snippet. The model can tell that many of the variables being assigned are not used. However, not </w:t>
+        <w:t xml:space="preserve">. This can be seen in the second code snippet. The model can tell that many of the variables being assigned are not used. However, not </w:t>
       </w:r>
       <w:r>
         <w:rPr>
@@ -690,7 +662,7 @@
         <w:rPr>
           <w:rFonts w:ascii="Times New Roman" w:hAnsi="Times New Roman" w:cs="Times New Roman"/>
         </w:rPr>
-        <w:t xml:space="preserve">for the entire conversation and specific prompts. Keeping track of this allows users to mitigate token overuse, which is especially relevant with the growing costs of using these tools. These benefits can allow an engineer to choose an appropriate model and while keeping token usage to a minimum. </w:t>
+        <w:t xml:space="preserve">for the entire conversation and specific prompts. Keeping track of this allows users to mitigate token overuse, which is especially relevant with the growing costs of using these tools. These benefits can allow an engineer to choose an appropriate model while keeping token usage to a minimum. </w:t>
       </w:r>
       <w:proofErr w:type="spellStart"/>
       <w:r>
@@ -744,35 +716,7 @@
         <w:rPr>
           <w:rFonts w:ascii="Times New Roman" w:hAnsi="Times New Roman" w:cs="Times New Roman"/>
         </w:rPr>
-        <w:t xml:space="preserve"> was trained with "Vast amounts of publicly available code". Lastly, Copilot is "trained </w:t>
-      </w:r>
-      <w:proofErr w:type="gramStart"/>
-      <w:r>
-        <w:rPr>
-          <w:rFonts w:ascii="Times New Roman" w:hAnsi="Times New Roman" w:cs="Times New Roman"/>
-        </w:rPr>
-        <w:t>on</w:t>
-      </w:r>
-      <w:proofErr w:type="gramEnd"/>
-      <w:r>
-        <w:rPr>
-          <w:rFonts w:ascii="Times New Roman" w:hAnsi="Times New Roman" w:cs="Times New Roman"/>
-        </w:rPr>
-        <w:t xml:space="preserve"> all languages that appear in public repositories". Due to the nature of being trained </w:t>
-      </w:r>
-      <w:proofErr w:type="gramStart"/>
-      <w:r>
-        <w:rPr>
-          <w:rFonts w:ascii="Times New Roman" w:hAnsi="Times New Roman" w:cs="Times New Roman"/>
-        </w:rPr>
-        <w:t>on</w:t>
-      </w:r>
-      <w:proofErr w:type="gramEnd"/>
-      <w:r>
-        <w:rPr>
-          <w:rFonts w:ascii="Times New Roman" w:hAnsi="Times New Roman" w:cs="Times New Roman"/>
-        </w:rPr>
-        <w:t xml:space="preserve"> publicly available data, all models can potentially struggle to understand proprietary code with specialized logic. </w:t>
+        <w:t xml:space="preserve"> was trained with "Vast amounts of publicly available code". Lastly, Copilot is "trained on all languages that appear in public repositories". Due to the nature of being trained on publicly available data, all models can potentially struggle to understand proprietary code with specialized logic. </w:t>
       </w:r>
       <w:proofErr w:type="spellStart"/>
       <w:r>
@@ -800,21 +744,7 @@
         <w:rPr>
           <w:rFonts w:ascii="Times New Roman" w:hAnsi="Times New Roman" w:cs="Times New Roman"/>
         </w:rPr>
-        <w:t xml:space="preserve"> includes a small number of IDE's including Amazon specific ones. Copilot has support for many </w:t>
-      </w:r>
-      <w:proofErr w:type="gramStart"/>
-      <w:r>
-        <w:rPr>
-          <w:rFonts w:ascii="Times New Roman" w:hAnsi="Times New Roman" w:cs="Times New Roman"/>
-        </w:rPr>
-        <w:t>IDE's</w:t>
-      </w:r>
-      <w:proofErr w:type="gramEnd"/>
-      <w:r>
-        <w:rPr>
-          <w:rFonts w:ascii="Times New Roman" w:hAnsi="Times New Roman" w:cs="Times New Roman"/>
-        </w:rPr>
-        <w:t>. When testing the performance of these models,</w:t>
+        <w:t xml:space="preserve"> includes a small number of IDE's including Amazon specific ones. Copilot has support for many IDE's. When testing the performance of these models,</w:t>
       </w:r>
       <w:r>
         <w:rPr>
@@ -937,21 +867,7 @@
         <w:rPr>
           <w:rFonts w:ascii="Times New Roman" w:hAnsi="Times New Roman" w:cs="Times New Roman"/>
         </w:rPr>
-        <w:t xml:space="preserve">. Boilerplate includes code generation on widely used patterns. Small function describes custom code that is generated with relevant context in a small set of files. Complex multi-file </w:t>
-      </w:r>
-      <w:proofErr w:type="gramStart"/>
-      <w:r>
-        <w:rPr>
-          <w:rFonts w:ascii="Times New Roman" w:hAnsi="Times New Roman" w:cs="Times New Roman"/>
-        </w:rPr>
-        <w:t>are</w:t>
-      </w:r>
-      <w:proofErr w:type="gramEnd"/>
-      <w:r>
-        <w:rPr>
-          <w:rFonts w:ascii="Times New Roman" w:hAnsi="Times New Roman" w:cs="Times New Roman"/>
-        </w:rPr>
-        <w:t xml:space="preserve"> those that revolve around generated complex code across many files with dependencies. </w:t>
+        <w:t xml:space="preserve">. Boilerplate includes code generation on widely used patterns. Small function describes custom code that is generated with relevant context in a small set of files. Complex multi-file are those that revolve around generated complex code across many files with dependencies. </w:t>
       </w:r>
       <w:r>
         <w:rPr>
@@ -1172,21 +1088,7 @@
         <w:rPr>
           <w:rFonts w:ascii="Times New Roman" w:hAnsi="Times New Roman" w:cs="Times New Roman"/>
         </w:rPr>
-        <w:t xml:space="preserve">When utilizing Copilot for tasks such as this, it is important to frequently review the code to ensure the code performs properly for the given task. Pandey et al (2024) </w:t>
-      </w:r>
-      <w:proofErr w:type="gramStart"/>
-      <w:r>
-        <w:rPr>
-          <w:rFonts w:ascii="Times New Roman" w:hAnsi="Times New Roman" w:cs="Times New Roman"/>
-        </w:rPr>
-        <w:t>state</w:t>
-      </w:r>
-      <w:proofErr w:type="gramEnd"/>
-      <w:r>
-        <w:rPr>
-          <w:rFonts w:ascii="Times New Roman" w:hAnsi="Times New Roman" w:cs="Times New Roman"/>
-        </w:rPr>
-        <w:t xml:space="preserve"> that even though Copilot provides many benefits for the software development cycle, being aware of its limitations </w:t>
+        <w:t xml:space="preserve">When utilizing Copilot for tasks such as this, it is important to frequently review the code to ensure the code performs properly for the given task. Pandey et al (2024) state that even though Copilot provides many benefits for the software development cycle, being aware of its limitations </w:t>
       </w:r>
       <w:r>
         <w:rPr>
@@ -1270,25 +1172,17 @@
         </w:rPr>
         <w:t xml:space="preserve"> </w:t>
       </w:r>
-      <w:proofErr w:type="gramStart"/>
-      <w:r>
-        <w:rPr>
-          <w:rFonts w:ascii="Times New Roman" w:hAnsi="Times New Roman" w:cs="Times New Roman"/>
-        </w:rPr>
-        <w:t xml:space="preserve">because of </w:t>
-      </w:r>
-      <w:r>
-        <w:rPr>
-          <w:rFonts w:ascii="Times New Roman" w:hAnsi="Times New Roman" w:cs="Times New Roman"/>
-        </w:rPr>
-        <w:t>AI</w:t>
-      </w:r>
-      <w:proofErr w:type="gramEnd"/>
-      <w:r>
-        <w:rPr>
-          <w:rFonts w:ascii="Times New Roman" w:hAnsi="Times New Roman" w:cs="Times New Roman"/>
-        </w:rPr>
-        <w:t xml:space="preserve"> automat</w:t>
+      <w:r>
+        <w:rPr>
+          <w:rFonts w:ascii="Times New Roman" w:hAnsi="Times New Roman" w:cs="Times New Roman"/>
+        </w:rPr>
+        <w:t xml:space="preserve">how due to </w:t>
+      </w:r>
+      <w:r>
+        <w:rPr>
+          <w:rFonts w:ascii="Times New Roman" w:hAnsi="Times New Roman" w:cs="Times New Roman"/>
+        </w:rPr>
+        <w:t>AI automat</w:t>
       </w:r>
       <w:r>
         <w:rPr>
@@ -1482,16 +1376,282 @@
           <w:rFonts w:ascii="Times New Roman" w:hAnsi="Times New Roman" w:cs="Times New Roman"/>
         </w:rPr>
         <w:lastRenderedPageBreak/>
-        <w:t xml:space="preserve">requires company specific logic to perform properly. When the model favors specific popular logic and algorithms, developers might find it necessary to repeatedly edit code </w:t>
-      </w:r>
-      <w:proofErr w:type="gramStart"/>
-      <w:r>
-        <w:rPr>
-          <w:rFonts w:ascii="Times New Roman" w:hAnsi="Times New Roman" w:cs="Times New Roman"/>
-        </w:rPr>
-        <w:t>manually</w:t>
-      </w:r>
-      <w:proofErr w:type="gramEnd"/>
+        <w:t xml:space="preserve">requires company specific logic to perform properly. When the model favors specific popular logic and algorithms, developers might find it necessary to repeatedly edit code manually </w:t>
+      </w:r>
+      <w:r>
+        <w:rPr>
+          <w:rFonts w:ascii="Times New Roman" w:hAnsi="Times New Roman" w:cs="Times New Roman"/>
+        </w:rPr>
+        <w:t>so it</w:t>
+      </w:r>
+      <w:r>
+        <w:rPr>
+          <w:rFonts w:ascii="Times New Roman" w:hAnsi="Times New Roman" w:cs="Times New Roman"/>
+        </w:rPr>
+        <w:t xml:space="preserve"> fit</w:t>
+      </w:r>
+      <w:r>
+        <w:rPr>
+          <w:rFonts w:ascii="Times New Roman" w:hAnsi="Times New Roman" w:cs="Times New Roman"/>
+        </w:rPr>
+        <w:t>s</w:t>
+      </w:r>
+      <w:r>
+        <w:rPr>
+          <w:rFonts w:ascii="Times New Roman" w:hAnsi="Times New Roman" w:cs="Times New Roman"/>
+        </w:rPr>
+        <w:t xml:space="preserve"> their company's specific logic. </w:t>
+      </w:r>
+    </w:p>
+    <w:p>
+      <w:pPr>
+        <w:spacing w:line="480" w:lineRule="auto"/>
+        <w:rPr>
+          <w:rFonts w:ascii="Times New Roman" w:hAnsi="Times New Roman" w:cs="Times New Roman"/>
+          <w:b/>
+          <w:bCs/>
+        </w:rPr>
+      </w:pPr>
+      <w:r>
+        <w:rPr>
+          <w:rFonts w:ascii="Times New Roman" w:hAnsi="Times New Roman" w:cs="Times New Roman"/>
+          <w:b/>
+          <w:bCs/>
+        </w:rPr>
+        <w:t>Privacy and Transparency</w:t>
+      </w:r>
+    </w:p>
+    <w:p>
+      <w:pPr>
+        <w:spacing w:line="480" w:lineRule="auto"/>
+        <w:rPr>
+          <w:rFonts w:ascii="Times New Roman" w:hAnsi="Times New Roman" w:cs="Times New Roman"/>
+        </w:rPr>
+      </w:pPr>
+      <w:r>
+        <w:rPr>
+          <w:rFonts w:ascii="Times New Roman" w:hAnsi="Times New Roman" w:cs="Times New Roman"/>
+        </w:rPr>
+        <w:tab/>
+      </w:r>
+      <w:r>
+        <w:rPr>
+          <w:rFonts w:ascii="Times New Roman" w:hAnsi="Times New Roman" w:cs="Times New Roman"/>
+        </w:rPr>
+        <w:t>Privacy and transparency are major concerns when it comes to the use of AI models. As discussed earlier</w:t>
+      </w:r>
+      <w:r>
+        <w:rPr>
+          <w:rFonts w:ascii="Times New Roman" w:hAnsi="Times New Roman" w:cs="Times New Roman"/>
+        </w:rPr>
+        <w:t>,</w:t>
+      </w:r>
+      <w:r>
+        <w:rPr>
+          <w:rFonts w:ascii="Times New Roman" w:hAnsi="Times New Roman" w:cs="Times New Roman"/>
+        </w:rPr>
+        <w:t xml:space="preserve"> when it comes to the transparency of how models are trained</w:t>
+      </w:r>
+      <w:r>
+        <w:rPr>
+          <w:rFonts w:ascii="Times New Roman" w:hAnsi="Times New Roman" w:cs="Times New Roman"/>
+        </w:rPr>
+        <w:t>,</w:t>
+      </w:r>
+      <w:r>
+        <w:rPr>
+          <w:rFonts w:ascii="Times New Roman" w:hAnsi="Times New Roman" w:cs="Times New Roman"/>
+        </w:rPr>
+        <w:t xml:space="preserve"> it is unknown how models use inputs for the purposes of continued training. "</w:t>
+      </w:r>
+      <w:r>
+        <w:rPr>
+          <w:rFonts w:ascii="Times New Roman" w:hAnsi="Times New Roman" w:cs="Times New Roman"/>
+        </w:rPr>
+        <w:t>Most of our surveyed developers said they do not trust AI-based programming assistants with sensitive data, and it is crucial to use them for this task very cautiously.</w:t>
+      </w:r>
+      <w:r>
+        <w:rPr>
+          <w:rFonts w:ascii="Times New Roman" w:hAnsi="Times New Roman" w:cs="Times New Roman"/>
+        </w:rPr>
+        <w:t>" (</w:t>
+      </w:r>
+      <w:proofErr w:type="spellStart"/>
+      <w:r>
+        <w:rPr>
+          <w:rFonts w:ascii="Times New Roman" w:hAnsi="Times New Roman" w:cs="Times New Roman"/>
+        </w:rPr>
+        <w:t>Madampe</w:t>
+      </w:r>
+      <w:proofErr w:type="spellEnd"/>
+      <w:r>
+        <w:rPr>
+          <w:rFonts w:ascii="Times New Roman" w:hAnsi="Times New Roman" w:cs="Times New Roman"/>
+        </w:rPr>
+        <w:t xml:space="preserve">, 2025). The survey found that 64.71% of those surveyed distrust programming assistants when it comes to privacy. </w:t>
+      </w:r>
+      <w:r>
+        <w:rPr>
+          <w:rFonts w:ascii="Times New Roman" w:hAnsi="Times New Roman" w:cs="Times New Roman"/>
+        </w:rPr>
+        <w:t>Al-</w:t>
+      </w:r>
+      <w:proofErr w:type="spellStart"/>
+      <w:r>
+        <w:rPr>
+          <w:rFonts w:ascii="Times New Roman" w:hAnsi="Times New Roman" w:cs="Times New Roman"/>
+        </w:rPr>
+        <w:t>Maamari</w:t>
+      </w:r>
+      <w:proofErr w:type="spellEnd"/>
+      <w:r>
+        <w:rPr>
+          <w:rFonts w:ascii="Times New Roman" w:hAnsi="Times New Roman" w:cs="Times New Roman"/>
+        </w:rPr>
+        <w:t xml:space="preserve"> (2026) tested multiple coding tools on their privacy capabilities. This test was based on 14 criteria broken into 3 categories</w:t>
+      </w:r>
+      <w:r>
+        <w:rPr>
+          <w:rFonts w:ascii="Times New Roman" w:hAnsi="Times New Roman" w:cs="Times New Roman"/>
+        </w:rPr>
+        <w:t>:</w:t>
+      </w:r>
+      <w:r>
+        <w:rPr>
+          <w:rFonts w:ascii="Times New Roman" w:hAnsi="Times New Roman" w:cs="Times New Roman"/>
+        </w:rPr>
+        <w:t xml:space="preserve"> governance, technical, and control. Google Gemini scored the highest with an 89.25 out of 100. Copilot scored a 78.75, and OpenAI's GPT model scored a 68. They note that all models feature an opt-out for model training consent, however Claude instead was the only one to use an opt-in model. "</w:t>
+      </w:r>
+      <w:r>
+        <w:rPr>
+          <w:rFonts w:ascii="Times New Roman" w:hAnsi="Times New Roman" w:cs="Times New Roman"/>
+        </w:rPr>
+        <w:t xml:space="preserve">Leaders like Gemini and Claude provide granular controls and clear retention policies, while others offer only global opt-outs and vague statements like keeping data </w:t>
+      </w:r>
+      <w:r>
+        <w:rPr>
+          <w:rFonts w:ascii="Times New Roman" w:hAnsi="Times New Roman" w:cs="Times New Roman"/>
+        </w:rPr>
+        <w:t>'</w:t>
+      </w:r>
+      <w:r>
+        <w:rPr>
+          <w:rFonts w:ascii="Times New Roman" w:hAnsi="Times New Roman" w:cs="Times New Roman"/>
+        </w:rPr>
+        <w:t>for as long as is necessary.</w:t>
+      </w:r>
+      <w:r>
+        <w:rPr>
+          <w:rFonts w:ascii="Times New Roman" w:hAnsi="Times New Roman" w:cs="Times New Roman"/>
+        </w:rPr>
+        <w:t>'" (</w:t>
+      </w:r>
+      <w:proofErr w:type="spellStart"/>
+      <w:r>
+        <w:rPr>
+          <w:rFonts w:ascii="Times New Roman" w:hAnsi="Times New Roman" w:cs="Times New Roman"/>
+        </w:rPr>
+        <w:t>Madampe</w:t>
+      </w:r>
+      <w:proofErr w:type="spellEnd"/>
+      <w:r>
+        <w:rPr>
+          <w:rFonts w:ascii="Times New Roman" w:hAnsi="Times New Roman" w:cs="Times New Roman"/>
+        </w:rPr>
+        <w:t xml:space="preserve">, 2025). Because of these differences in privacy of input materials, the decision over which model is used becomes a security question. </w:t>
+      </w:r>
+    </w:p>
+    <w:p>
+      <w:pPr>
+        <w:spacing w:line="480" w:lineRule="auto"/>
+        <w:rPr>
+          <w:rFonts w:ascii="Times New Roman" w:hAnsi="Times New Roman" w:cs="Times New Roman"/>
+          <w:b/>
+          <w:bCs/>
+        </w:rPr>
+      </w:pPr>
+      <w:r>
+        <w:rPr>
+          <w:rFonts w:ascii="Times New Roman" w:hAnsi="Times New Roman" w:cs="Times New Roman"/>
+          <w:b/>
+          <w:bCs/>
+        </w:rPr>
+        <w:t>Legal and Security Risks</w:t>
+      </w:r>
+    </w:p>
+    <w:p>
+      <w:pPr>
+        <w:spacing w:line="480" w:lineRule="auto"/>
+        <w:rPr>
+          <w:rFonts w:ascii="Times New Roman" w:hAnsi="Times New Roman" w:cs="Times New Roman"/>
+        </w:rPr>
+      </w:pPr>
+      <w:r>
+        <w:rPr>
+          <w:rFonts w:ascii="Times New Roman" w:hAnsi="Times New Roman" w:cs="Times New Roman"/>
+        </w:rPr>
+        <w:tab/>
+      </w:r>
+      <w:r>
+        <w:rPr>
+          <w:rFonts w:ascii="Times New Roman" w:hAnsi="Times New Roman" w:cs="Times New Roman"/>
+        </w:rPr>
+        <w:t xml:space="preserve">There are a number of legal and security risks to consider. As discussed previously under the section of ethical concerns, one legal concern for using code generation tools is the possibility of generating code that is owned by a copyright holder. Using generated code without </w:t>
+      </w:r>
+      <w:r>
+        <w:rPr>
+          <w:rFonts w:ascii="Times New Roman" w:hAnsi="Times New Roman" w:cs="Times New Roman"/>
+        </w:rPr>
+        <w:lastRenderedPageBreak/>
+        <w:t xml:space="preserve">accounting for this could result in legal action being taken by the copyright holder. System accountability is another ethical concern that can cause legal repercussions. When a model makes a decision that causes an error or breach, who is then responsible for this? This concern has come to a head recently with the news of OpenAI's model hacking </w:t>
+      </w:r>
+      <w:r>
+        <w:rPr>
+          <w:rFonts w:ascii="Times New Roman" w:hAnsi="Times New Roman" w:cs="Times New Roman"/>
+        </w:rPr>
+        <w:t>another company's</w:t>
+      </w:r>
+      <w:r>
+        <w:rPr>
+          <w:rFonts w:ascii="Times New Roman" w:hAnsi="Times New Roman" w:cs="Times New Roman"/>
+        </w:rPr>
+        <w:t xml:space="preserve"> system during what was intended to be a closed space test. </w:t>
+      </w:r>
+      <w:r>
+        <w:rPr>
+          <w:rFonts w:ascii="Times New Roman" w:hAnsi="Times New Roman" w:cs="Times New Roman"/>
+        </w:rPr>
+        <w:t>As noted by Reuters (2026), there are "</w:t>
+      </w:r>
+      <w:r>
+        <w:rPr>
+          <w:rFonts w:ascii="Times New Roman" w:hAnsi="Times New Roman" w:cs="Times New Roman"/>
+        </w:rPr>
+        <w:t>questions about how closely AI companies are monitoring tests of increasingly powerful models, and could add fuel to calls for tighter oversight.</w:t>
+      </w:r>
+      <w:r>
+        <w:rPr>
+          <w:rFonts w:ascii="Times New Roman" w:hAnsi="Times New Roman" w:cs="Times New Roman"/>
+        </w:rPr>
+        <w:t xml:space="preserve">" In the aftermath of this incident, who is responsible for the actions of the model? Is OpenAI responsible as they are the owner of the model. Is it the developers that were monitoring the tests? Or, is it developers involved in the creation of the model? When testing code or models, developers must monitor the systems to prevent or stop security breaches like this from happening. </w:t>
+      </w:r>
+    </w:p>
+    <w:p>
+      <w:pPr>
+        <w:spacing w:line="480" w:lineRule="auto"/>
+        <w:ind w:firstLine="720"/>
+        <w:rPr>
+          <w:rFonts w:ascii="Times New Roman" w:hAnsi="Times New Roman" w:cs="Times New Roman"/>
+        </w:rPr>
+      </w:pPr>
+      <w:proofErr w:type="spellStart"/>
+      <w:r>
+        <w:rPr>
+          <w:rFonts w:ascii="Times New Roman" w:hAnsi="Times New Roman" w:cs="Times New Roman"/>
+        </w:rPr>
+        <w:t>Github</w:t>
+      </w:r>
+      <w:proofErr w:type="spellEnd"/>
       <w:r>
         <w:rPr>
           <w:rFonts w:ascii="Times New Roman" w:hAnsi="Times New Roman" w:cs="Times New Roman"/>
@@ -1502,13 +1662,55 @@
         <w:rPr>
           <w:rFonts w:ascii="Times New Roman" w:hAnsi="Times New Roman" w:cs="Times New Roman"/>
         </w:rPr>
-        <w:t>so it</w:t>
-      </w:r>
-      <w:r>
-        <w:rPr>
-          <w:rFonts w:ascii="Times New Roman" w:hAnsi="Times New Roman" w:cs="Times New Roman"/>
-        </w:rPr>
-        <w:t xml:space="preserve"> fit</w:t>
+        <w:t xml:space="preserve">(2026) </w:t>
+      </w:r>
+      <w:r>
+        <w:rPr>
+          <w:rFonts w:ascii="Times New Roman" w:hAnsi="Times New Roman" w:cs="Times New Roman"/>
+        </w:rPr>
+        <w:t>documentation</w:t>
+      </w:r>
+      <w:r>
+        <w:rPr>
+          <w:rFonts w:ascii="Times New Roman" w:hAnsi="Times New Roman" w:cs="Times New Roman"/>
+        </w:rPr>
+        <w:t xml:space="preserve"> </w:t>
+      </w:r>
+      <w:r>
+        <w:rPr>
+          <w:rFonts w:ascii="Times New Roman" w:hAnsi="Times New Roman" w:cs="Times New Roman"/>
+        </w:rPr>
+        <w:t xml:space="preserve">outlines multiple risks and mitigation strategies for use of their coding tool. </w:t>
+      </w:r>
+      <w:r>
+        <w:rPr>
+          <w:rFonts w:ascii="Times New Roman" w:hAnsi="Times New Roman" w:cs="Times New Roman"/>
+        </w:rPr>
+        <w:t xml:space="preserve">This documentation </w:t>
+      </w:r>
+      <w:r>
+        <w:rPr>
+          <w:rFonts w:ascii="Times New Roman" w:hAnsi="Times New Roman" w:cs="Times New Roman"/>
+        </w:rPr>
+        <w:t>includes</w:t>
+      </w:r>
+      <w:r>
+        <w:rPr>
+          <w:rFonts w:ascii="Times New Roman" w:hAnsi="Times New Roman" w:cs="Times New Roman"/>
+        </w:rPr>
+        <w:t xml:space="preserve"> six specific risks. As with all code, using unvalidated code can introduce vulnerabilities to a system. While Copilot checks the code i</w:t>
+      </w:r>
+      <w:r>
+        <w:rPr>
+          <w:rFonts w:ascii="Times New Roman" w:hAnsi="Times New Roman" w:cs="Times New Roman"/>
+        </w:rPr>
+        <w:t>t</w:t>
+      </w:r>
+      <w:r>
+        <w:rPr>
+          <w:rFonts w:ascii="Times New Roman" w:hAnsi="Times New Roman" w:cs="Times New Roman"/>
+        </w:rPr>
+        <w:t xml:space="preserve"> generates for concerns prior to output, it is important for developers to manually validate code as well. The documentation also discusses how AI coding agents can push changes to repositories. To mitigate this, user</w:t>
       </w:r>
       <w:r>
         <w:rPr>
@@ -1520,149 +1722,13 @@
         <w:rPr>
           <w:rFonts w:ascii="Times New Roman" w:hAnsi="Times New Roman" w:cs="Times New Roman"/>
         </w:rPr>
-        <w:t xml:space="preserve"> their company's specific logic. </w:t>
-      </w:r>
-    </w:p>
-    <w:p>
-      <w:pPr>
-        <w:spacing w:line="480" w:lineRule="auto"/>
-        <w:rPr>
-          <w:rFonts w:ascii="Times New Roman" w:hAnsi="Times New Roman" w:cs="Times New Roman"/>
-          <w:b/>
-          <w:bCs/>
-        </w:rPr>
-      </w:pPr>
-      <w:r>
-        <w:rPr>
-          <w:rFonts w:ascii="Times New Roman" w:hAnsi="Times New Roman" w:cs="Times New Roman"/>
-          <w:b/>
-          <w:bCs/>
-        </w:rPr>
-        <w:t>Privacy and Transparency</w:t>
-      </w:r>
-    </w:p>
-    <w:p>
-      <w:pPr>
-        <w:spacing w:line="480" w:lineRule="auto"/>
-        <w:rPr>
-          <w:rFonts w:ascii="Times New Roman" w:hAnsi="Times New Roman" w:cs="Times New Roman"/>
-        </w:rPr>
-      </w:pPr>
-      <w:r>
-        <w:rPr>
-          <w:rFonts w:ascii="Times New Roman" w:hAnsi="Times New Roman" w:cs="Times New Roman"/>
-        </w:rPr>
-        <w:tab/>
-      </w:r>
-      <w:r>
-        <w:rPr>
-          <w:rFonts w:ascii="Times New Roman" w:hAnsi="Times New Roman" w:cs="Times New Roman"/>
-        </w:rPr>
-        <w:t>Privacy and transparency are major concerns when it comes to the use of AI models. As discussed earlier</w:t>
-      </w:r>
-      <w:r>
-        <w:rPr>
-          <w:rFonts w:ascii="Times New Roman" w:hAnsi="Times New Roman" w:cs="Times New Roman"/>
-        </w:rPr>
-        <w:t>,</w:t>
-      </w:r>
-      <w:r>
-        <w:rPr>
-          <w:rFonts w:ascii="Times New Roman" w:hAnsi="Times New Roman" w:cs="Times New Roman"/>
-        </w:rPr>
-        <w:t xml:space="preserve"> when it comes to the transparency of how models are trained it is unknown how models use inputs for the purposes of continued training. "</w:t>
-      </w:r>
-      <w:r>
-        <w:rPr>
-          <w:rFonts w:ascii="Times New Roman" w:hAnsi="Times New Roman" w:cs="Times New Roman"/>
-        </w:rPr>
-        <w:t>Most of our surveyed developers said they do not trust AI-based programming assistants with sensitive data, and it is crucial to use them for this task very cautiously.</w:t>
-      </w:r>
-      <w:r>
-        <w:rPr>
-          <w:rFonts w:ascii="Times New Roman" w:hAnsi="Times New Roman" w:cs="Times New Roman"/>
-        </w:rPr>
-        <w:t>" (</w:t>
-      </w:r>
-      <w:proofErr w:type="spellStart"/>
-      <w:r>
-        <w:rPr>
-          <w:rFonts w:ascii="Times New Roman" w:hAnsi="Times New Roman" w:cs="Times New Roman"/>
-        </w:rPr>
-        <w:t>Madampe</w:t>
-      </w:r>
-      <w:proofErr w:type="spellEnd"/>
-      <w:r>
-        <w:rPr>
-          <w:rFonts w:ascii="Times New Roman" w:hAnsi="Times New Roman" w:cs="Times New Roman"/>
-        </w:rPr>
-        <w:t xml:space="preserve">, 2025). The survey found that 64.71% of those surveyed distrust programming assistants when it comes to privacy. </w:t>
-      </w:r>
-      <w:r>
-        <w:rPr>
-          <w:rFonts w:ascii="Times New Roman" w:hAnsi="Times New Roman" w:cs="Times New Roman"/>
-        </w:rPr>
-        <w:t>Al-</w:t>
-      </w:r>
-      <w:proofErr w:type="spellStart"/>
-      <w:r>
-        <w:rPr>
-          <w:rFonts w:ascii="Times New Roman" w:hAnsi="Times New Roman" w:cs="Times New Roman"/>
-        </w:rPr>
-        <w:t>Maamari</w:t>
-      </w:r>
-      <w:proofErr w:type="spellEnd"/>
-      <w:r>
-        <w:rPr>
-          <w:rFonts w:ascii="Times New Roman" w:hAnsi="Times New Roman" w:cs="Times New Roman"/>
-        </w:rPr>
-        <w:t xml:space="preserve"> (2026) tested multiple coding tools on their privacy capabilities. This test was based on 14 criteria broken into 3 categories</w:t>
-      </w:r>
-      <w:r>
-        <w:rPr>
-          <w:rFonts w:ascii="Times New Roman" w:hAnsi="Times New Roman" w:cs="Times New Roman"/>
-        </w:rPr>
-        <w:t>:</w:t>
-      </w:r>
-      <w:r>
-        <w:rPr>
-          <w:rFonts w:ascii="Times New Roman" w:hAnsi="Times New Roman" w:cs="Times New Roman"/>
-        </w:rPr>
-        <w:t xml:space="preserve"> governance, technical, and control. Google Gemini scored the highest with an 89.25 out of 100. Copilot scored </w:t>
-      </w:r>
-      <w:proofErr w:type="gramStart"/>
-      <w:r>
-        <w:rPr>
-          <w:rFonts w:ascii="Times New Roman" w:hAnsi="Times New Roman" w:cs="Times New Roman"/>
-        </w:rPr>
-        <w:t>a 78.75</w:t>
-      </w:r>
-      <w:proofErr w:type="gramEnd"/>
-      <w:r>
-        <w:rPr>
-          <w:rFonts w:ascii="Times New Roman" w:hAnsi="Times New Roman" w:cs="Times New Roman"/>
-        </w:rPr>
-        <w:t xml:space="preserve">, and OpenAI's GPT model scored </w:t>
-      </w:r>
-      <w:proofErr w:type="gramStart"/>
-      <w:r>
-        <w:rPr>
-          <w:rFonts w:ascii="Times New Roman" w:hAnsi="Times New Roman" w:cs="Times New Roman"/>
-        </w:rPr>
-        <w:t>a 68</w:t>
-      </w:r>
-      <w:proofErr w:type="gramEnd"/>
-      <w:r>
-        <w:rPr>
-          <w:rFonts w:ascii="Times New Roman" w:hAnsi="Times New Roman" w:cs="Times New Roman"/>
-        </w:rPr>
-        <w:t>. They note that all models feature an opt-out for model training consent, however Claude instead was the only one to use an opt-in model. "</w:t>
-      </w:r>
-      <w:r>
-        <w:rPr>
-          <w:rFonts w:ascii="Times New Roman" w:hAnsi="Times New Roman" w:cs="Times New Roman"/>
-        </w:rPr>
-        <w:t xml:space="preserve">Leaders like Gemini and Claude provide granular controls and clear retention policies, while others offer only global opt-outs and vague statements like keeping data </w:t>
+        <w:t xml:space="preserve"> can limit who can trigger the AI agent, where the agent can push to, and limit the agent's credentials. Other mitigation strategies include requiring human review for pushing updates</w:t>
+      </w:r>
+      <w:r>
+        <w:rPr>
+          <w:rFonts w:ascii="Times New Roman" w:hAnsi="Times New Roman" w:cs="Times New Roman"/>
+        </w:rPr>
+        <w:t xml:space="preserve"> and requiring additional pull request approval from someone other than the current user. Given Copilot</w:t>
       </w:r>
       <w:r>
         <w:rPr>
@@ -1674,283 +1740,7 @@
         <w:rPr>
           <w:rFonts w:ascii="Times New Roman" w:hAnsi="Times New Roman" w:cs="Times New Roman"/>
         </w:rPr>
-        <w:t>for as long as is necessary.</w:t>
-      </w:r>
-      <w:r>
-        <w:rPr>
-          <w:rFonts w:ascii="Times New Roman" w:hAnsi="Times New Roman" w:cs="Times New Roman"/>
-        </w:rPr>
-        <w:t>'" (</w:t>
-      </w:r>
-      <w:proofErr w:type="spellStart"/>
-      <w:r>
-        <w:rPr>
-          <w:rFonts w:ascii="Times New Roman" w:hAnsi="Times New Roman" w:cs="Times New Roman"/>
-        </w:rPr>
-        <w:t>Madampe</w:t>
-      </w:r>
-      <w:proofErr w:type="spellEnd"/>
-      <w:r>
-        <w:rPr>
-          <w:rFonts w:ascii="Times New Roman" w:hAnsi="Times New Roman" w:cs="Times New Roman"/>
-        </w:rPr>
-        <w:t xml:space="preserve">, 2025). Because of these differences in privacy of input materials, the decision over which model is used becomes a security question. </w:t>
-      </w:r>
-    </w:p>
-    <w:p>
-      <w:pPr>
-        <w:spacing w:line="480" w:lineRule="auto"/>
-        <w:rPr>
-          <w:rFonts w:ascii="Times New Roman" w:hAnsi="Times New Roman" w:cs="Times New Roman"/>
-          <w:b/>
-          <w:bCs/>
-        </w:rPr>
-      </w:pPr>
-      <w:r>
-        <w:rPr>
-          <w:rFonts w:ascii="Times New Roman" w:hAnsi="Times New Roman" w:cs="Times New Roman"/>
-          <w:b/>
-          <w:bCs/>
-        </w:rPr>
-        <w:t>Legal and Security Risks</w:t>
-      </w:r>
-    </w:p>
-    <w:p>
-      <w:pPr>
-        <w:spacing w:line="480" w:lineRule="auto"/>
-        <w:rPr>
-          <w:rFonts w:ascii="Times New Roman" w:hAnsi="Times New Roman" w:cs="Times New Roman"/>
-        </w:rPr>
-      </w:pPr>
-      <w:r>
-        <w:rPr>
-          <w:rFonts w:ascii="Times New Roman" w:hAnsi="Times New Roman" w:cs="Times New Roman"/>
-        </w:rPr>
-        <w:tab/>
-      </w:r>
-      <w:r>
-        <w:rPr>
-          <w:rFonts w:ascii="Times New Roman" w:hAnsi="Times New Roman" w:cs="Times New Roman"/>
-        </w:rPr>
-        <w:t xml:space="preserve">There are </w:t>
-      </w:r>
-      <w:proofErr w:type="gramStart"/>
-      <w:r>
-        <w:rPr>
-          <w:rFonts w:ascii="Times New Roman" w:hAnsi="Times New Roman" w:cs="Times New Roman"/>
-        </w:rPr>
-        <w:t>a number of</w:t>
-      </w:r>
-      <w:proofErr w:type="gramEnd"/>
-      <w:r>
-        <w:rPr>
-          <w:rFonts w:ascii="Times New Roman" w:hAnsi="Times New Roman" w:cs="Times New Roman"/>
-        </w:rPr>
-        <w:t xml:space="preserve"> legal and security risks to consider. As discussed previously under the section of ethical concerns, one legal concern for using code generation tools is the possibility of generating code that is owned by a copyright holder. Using generated code without </w:t>
-      </w:r>
-      <w:r>
-        <w:rPr>
-          <w:rFonts w:ascii="Times New Roman" w:hAnsi="Times New Roman" w:cs="Times New Roman"/>
-        </w:rPr>
-        <w:lastRenderedPageBreak/>
-        <w:t xml:space="preserve">accounting for this could result in legal action being taken </w:t>
-      </w:r>
-      <w:proofErr w:type="gramStart"/>
-      <w:r>
-        <w:rPr>
-          <w:rFonts w:ascii="Times New Roman" w:hAnsi="Times New Roman" w:cs="Times New Roman"/>
-        </w:rPr>
-        <w:t>against by</w:t>
-      </w:r>
-      <w:proofErr w:type="gramEnd"/>
-      <w:r>
-        <w:rPr>
-          <w:rFonts w:ascii="Times New Roman" w:hAnsi="Times New Roman" w:cs="Times New Roman"/>
-        </w:rPr>
-        <w:t xml:space="preserve"> the copyright holder. System accountability is another ethical concern that can cause legal repercussions. When a model makes a decision that causes an error or breach, who is then responsible for this? This concern has come to a head recently with the news of OpenAI's model hacking </w:t>
-      </w:r>
-      <w:r>
-        <w:rPr>
-          <w:rFonts w:ascii="Times New Roman" w:hAnsi="Times New Roman" w:cs="Times New Roman"/>
-        </w:rPr>
-        <w:t>another company's</w:t>
-      </w:r>
-      <w:r>
-        <w:rPr>
-          <w:rFonts w:ascii="Times New Roman" w:hAnsi="Times New Roman" w:cs="Times New Roman"/>
-        </w:rPr>
-        <w:t xml:space="preserve"> system during what was intended to be a closed space test. </w:t>
-      </w:r>
-      <w:r>
-        <w:rPr>
-          <w:rFonts w:ascii="Times New Roman" w:hAnsi="Times New Roman" w:cs="Times New Roman"/>
-        </w:rPr>
-        <w:t>As noted by Reuters (2026), there are "</w:t>
-      </w:r>
-      <w:r>
-        <w:rPr>
-          <w:rFonts w:ascii="Times New Roman" w:hAnsi="Times New Roman" w:cs="Times New Roman"/>
-        </w:rPr>
-        <w:t xml:space="preserve">questions about how closely AI companies are monitoring tests of increasingly powerful </w:t>
-      </w:r>
-      <w:proofErr w:type="gramStart"/>
-      <w:r>
-        <w:rPr>
-          <w:rFonts w:ascii="Times New Roman" w:hAnsi="Times New Roman" w:cs="Times New Roman"/>
-        </w:rPr>
-        <w:t>models, and</w:t>
-      </w:r>
-      <w:proofErr w:type="gramEnd"/>
-      <w:r>
-        <w:rPr>
-          <w:rFonts w:ascii="Times New Roman" w:hAnsi="Times New Roman" w:cs="Times New Roman"/>
-        </w:rPr>
-        <w:t xml:space="preserve"> could add fuel to calls for tighter oversight.</w:t>
-      </w:r>
-      <w:r>
-        <w:rPr>
-          <w:rFonts w:ascii="Times New Roman" w:hAnsi="Times New Roman" w:cs="Times New Roman"/>
-        </w:rPr>
-        <w:t xml:space="preserve">" In the aftermath of this incident, who is responsible for the actions of the model? </w:t>
-      </w:r>
-      <w:proofErr w:type="gramStart"/>
-      <w:r>
-        <w:rPr>
-          <w:rFonts w:ascii="Times New Roman" w:hAnsi="Times New Roman" w:cs="Times New Roman"/>
-        </w:rPr>
-        <w:t>Is OpenAI</w:t>
-      </w:r>
-      <w:proofErr w:type="gramEnd"/>
-      <w:r>
-        <w:rPr>
-          <w:rFonts w:ascii="Times New Roman" w:hAnsi="Times New Roman" w:cs="Times New Roman"/>
-        </w:rPr>
-        <w:t xml:space="preserve"> responsible as they are the owner of the model. Is it the developers that were monitoring the tests? </w:t>
-      </w:r>
-      <w:proofErr w:type="gramStart"/>
-      <w:r>
-        <w:rPr>
-          <w:rFonts w:ascii="Times New Roman" w:hAnsi="Times New Roman" w:cs="Times New Roman"/>
-        </w:rPr>
-        <w:t>Or,</w:t>
-      </w:r>
-      <w:proofErr w:type="gramEnd"/>
-      <w:r>
-        <w:rPr>
-          <w:rFonts w:ascii="Times New Roman" w:hAnsi="Times New Roman" w:cs="Times New Roman"/>
-        </w:rPr>
-        <w:t xml:space="preserve"> is it developers involved in the creation of the model? When testing code or models, developers must monitor the systems to prevent or stop security breaches like this from happening. </w:t>
-      </w:r>
-    </w:p>
-    <w:p>
-      <w:pPr>
-        <w:spacing w:line="480" w:lineRule="auto"/>
-        <w:ind w:firstLine="720"/>
-        <w:rPr>
-          <w:rFonts w:ascii="Times New Roman" w:hAnsi="Times New Roman" w:cs="Times New Roman"/>
-        </w:rPr>
-      </w:pPr>
-      <w:proofErr w:type="spellStart"/>
-      <w:r>
-        <w:rPr>
-          <w:rFonts w:ascii="Times New Roman" w:hAnsi="Times New Roman" w:cs="Times New Roman"/>
-        </w:rPr>
-        <w:t>Github's</w:t>
-      </w:r>
-      <w:proofErr w:type="spellEnd"/>
-      <w:r>
-        <w:rPr>
-          <w:rFonts w:ascii="Times New Roman" w:hAnsi="Times New Roman" w:cs="Times New Roman"/>
-        </w:rPr>
-        <w:t xml:space="preserve"> own documentation</w:t>
-      </w:r>
-      <w:r>
-        <w:rPr>
-          <w:rFonts w:ascii="Times New Roman" w:hAnsi="Times New Roman" w:cs="Times New Roman"/>
-        </w:rPr>
-        <w:t xml:space="preserve"> (2026)</w:t>
-      </w:r>
-      <w:r>
-        <w:rPr>
-          <w:rFonts w:ascii="Times New Roman" w:hAnsi="Times New Roman" w:cs="Times New Roman"/>
-        </w:rPr>
-        <w:t xml:space="preserve"> outlines multiple risks and mitigation strategies for use of their coding tool. </w:t>
-      </w:r>
-      <w:r>
-        <w:rPr>
-          <w:rFonts w:ascii="Times New Roman" w:hAnsi="Times New Roman" w:cs="Times New Roman"/>
-        </w:rPr>
-        <w:t xml:space="preserve">This documentation </w:t>
-      </w:r>
-      <w:proofErr w:type="gramStart"/>
-      <w:r>
-        <w:rPr>
-          <w:rFonts w:ascii="Times New Roman" w:hAnsi="Times New Roman" w:cs="Times New Roman"/>
-        </w:rPr>
-        <w:t>include</w:t>
-      </w:r>
-      <w:proofErr w:type="gramEnd"/>
-      <w:r>
-        <w:rPr>
-          <w:rFonts w:ascii="Times New Roman" w:hAnsi="Times New Roman" w:cs="Times New Roman"/>
-        </w:rPr>
-        <w:t xml:space="preserve"> six specific risks. As with all code, using unvalidated code can introduce vulnerabilities to a system. While Copilot checks the code i</w:t>
-      </w:r>
-      <w:r>
-        <w:rPr>
-          <w:rFonts w:ascii="Times New Roman" w:hAnsi="Times New Roman" w:cs="Times New Roman"/>
-        </w:rPr>
-        <w:t>t</w:t>
-      </w:r>
-      <w:r>
-        <w:rPr>
-          <w:rFonts w:ascii="Times New Roman" w:hAnsi="Times New Roman" w:cs="Times New Roman"/>
-        </w:rPr>
-        <w:t xml:space="preserve"> generates for concerns prior to output, it is important for developers to manually validate code as well. The documentation also discusses how AI coding agents can push changes to repositories. To mitigate this, user</w:t>
-      </w:r>
-      <w:r>
-        <w:rPr>
-          <w:rFonts w:ascii="Times New Roman" w:hAnsi="Times New Roman" w:cs="Times New Roman"/>
-        </w:rPr>
-        <w:t>s</w:t>
-      </w:r>
-      <w:r>
-        <w:rPr>
-          <w:rFonts w:ascii="Times New Roman" w:hAnsi="Times New Roman" w:cs="Times New Roman"/>
-        </w:rPr>
-        <w:t xml:space="preserve"> can limit who can trigger the AI agent, where the agent can push to, and limit the agent's credentials. Other mitigation strategies include requiring human review for pushing updates</w:t>
-      </w:r>
-      <w:r>
-        <w:rPr>
-          <w:rFonts w:ascii="Times New Roman" w:hAnsi="Times New Roman" w:cs="Times New Roman"/>
-        </w:rPr>
-        <w:t xml:space="preserve"> and requiring additional pull request approval from someone other than the current user. Given Copilot</w:t>
-      </w:r>
-      <w:r>
-        <w:rPr>
-          <w:rFonts w:ascii="Times New Roman" w:hAnsi="Times New Roman" w:cs="Times New Roman"/>
-        </w:rPr>
-        <w:t>'</w:t>
-      </w:r>
-      <w:r>
-        <w:rPr>
-          <w:rFonts w:ascii="Times New Roman" w:hAnsi="Times New Roman" w:cs="Times New Roman"/>
-        </w:rPr>
-        <w:t xml:space="preserve">s access to sensitive information, they also recommend limiting the model's access to the internet. AI models are also vulnerable when it comes to prompt </w:t>
-      </w:r>
-      <w:proofErr w:type="gramStart"/>
-      <w:r>
-        <w:rPr>
-          <w:rFonts w:ascii="Times New Roman" w:hAnsi="Times New Roman" w:cs="Times New Roman"/>
-        </w:rPr>
-        <w:t>injection</w:t>
-      </w:r>
-      <w:proofErr w:type="gramEnd"/>
-      <w:r>
-        <w:rPr>
-          <w:rFonts w:ascii="Times New Roman" w:hAnsi="Times New Roman" w:cs="Times New Roman"/>
-        </w:rPr>
-        <w:t xml:space="preserve">. "To </w:t>
+        <w:t xml:space="preserve">s access to sensitive information, they also recommend limiting the model's access to the internet. AI models are also vulnerable when it comes to prompt injection. "To </w:t>
       </w:r>
       <w:r>
         <w:rPr>
@@ -1985,33 +1775,29 @@
         <w:lastRenderedPageBreak/>
         <w:t xml:space="preserve">without initiation. To mitigate this, automated tasks are attributed to the person that created the automation. Users can also control what tools are available for </w:t>
       </w:r>
-      <w:proofErr w:type="gramStart"/>
-      <w:r>
-        <w:rPr>
-          <w:rFonts w:ascii="Times New Roman" w:hAnsi="Times New Roman" w:cs="Times New Roman"/>
-        </w:rPr>
-        <w:t>the automated</w:t>
-      </w:r>
-      <w:proofErr w:type="gramEnd"/>
-      <w:r>
-        <w:rPr>
-          <w:rFonts w:ascii="Times New Roman" w:hAnsi="Times New Roman" w:cs="Times New Roman"/>
-        </w:rPr>
-        <w:t xml:space="preserve"> tasks. Additionally, </w:t>
-      </w:r>
-      <w:proofErr w:type="gramStart"/>
-      <w:r>
-        <w:rPr>
-          <w:rFonts w:ascii="Times New Roman" w:hAnsi="Times New Roman" w:cs="Times New Roman"/>
-        </w:rPr>
-        <w:t>automations</w:t>
-      </w:r>
-      <w:proofErr w:type="gramEnd"/>
-      <w:r>
-        <w:rPr>
-          <w:rFonts w:ascii="Times New Roman" w:hAnsi="Times New Roman" w:cs="Times New Roman"/>
-        </w:rPr>
-        <w:t xml:space="preserve"> from untrusted users cannot be triggered, and any automation that would require approval still do. </w:t>
+      <w:r>
+        <w:rPr>
+          <w:rFonts w:ascii="Times New Roman" w:hAnsi="Times New Roman" w:cs="Times New Roman"/>
+        </w:rPr>
+        <w:t>automated</w:t>
+      </w:r>
+      <w:r>
+        <w:rPr>
+          <w:rFonts w:ascii="Times New Roman" w:hAnsi="Times New Roman" w:cs="Times New Roman"/>
+        </w:rPr>
+        <w:t xml:space="preserve"> tasks. Additionally, automations from untrusted users cannot be triggered, and any automation that would require approval still do</w:t>
+      </w:r>
+      <w:r>
+        <w:rPr>
+          <w:rFonts w:ascii="Times New Roman" w:hAnsi="Times New Roman" w:cs="Times New Roman"/>
+        </w:rPr>
+        <w:t>es</w:t>
+      </w:r>
+      <w:r>
+        <w:rPr>
+          <w:rFonts w:ascii="Times New Roman" w:hAnsi="Times New Roman" w:cs="Times New Roman"/>
+        </w:rPr>
+        <w:t xml:space="preserve">. </w:t>
       </w:r>
     </w:p>
     <w:p>
@@ -2124,53 +1910,25 @@
         <w:rPr>
           <w:rFonts w:ascii="Times New Roman" w:hAnsi="Times New Roman" w:cs="Times New Roman"/>
         </w:rPr>
-        <w:t xml:space="preserve"> code will be manually reviewed before implementation. </w:t>
-      </w:r>
-      <w:r>
-        <w:rPr>
-          <w:rFonts w:ascii="Times New Roman" w:hAnsi="Times New Roman" w:cs="Times New Roman"/>
-        </w:rPr>
-        <w:t>As the industry shifts towards implementing these tools in daily workflows, this shift towards understanding prompting and manual review will become key skills.</w:t>
-      </w:r>
-      <w:r>
-        <w:rPr>
-          <w:rFonts w:ascii="Times New Roman" w:hAnsi="Times New Roman" w:cs="Times New Roman"/>
-        </w:rPr>
-        <w:t xml:space="preserve"> The provenance tagging mentioned would additionally become </w:t>
-      </w:r>
-      <w:proofErr w:type="gramStart"/>
-      <w:r>
-        <w:rPr>
-          <w:rFonts w:ascii="Times New Roman" w:hAnsi="Times New Roman" w:cs="Times New Roman"/>
-        </w:rPr>
-        <w:t>a valuable asset</w:t>
-      </w:r>
-      <w:proofErr w:type="gramEnd"/>
-      <w:r>
-        <w:rPr>
-          <w:rFonts w:ascii="Times New Roman" w:hAnsi="Times New Roman" w:cs="Times New Roman"/>
-        </w:rPr>
-        <w:t xml:space="preserve"> to implement as industry standard. </w:t>
-      </w:r>
-      <w:r>
-        <w:rPr>
-          <w:rFonts w:ascii="Times New Roman" w:hAnsi="Times New Roman" w:cs="Times New Roman"/>
-        </w:rPr>
-        <w:t xml:space="preserve">Due to the nature of these changes, developers can take on many tasks. This potential autonomy can allow them to </w:t>
-      </w:r>
-      <w:proofErr w:type="gramStart"/>
-      <w:r>
-        <w:rPr>
-          <w:rFonts w:ascii="Times New Roman" w:hAnsi="Times New Roman" w:cs="Times New Roman"/>
-        </w:rPr>
-        <w:t>create,</w:t>
-      </w:r>
-      <w:proofErr w:type="gramEnd"/>
-      <w:r>
-        <w:rPr>
-          <w:rFonts w:ascii="Times New Roman" w:hAnsi="Times New Roman" w:cs="Times New Roman"/>
-        </w:rPr>
-        <w:t xml:space="preserve"> document, debug, and test code more quickly and efficiently. While the need for second party review will still be important, the autonomy allowed by AI tools can aid in increasing the quality of code before moving the code to the next party. </w:t>
+        <w:t xml:space="preserve"> code will be manually reviewed before implementation. As the industry shifts towards implementing these tools in daily workflows, understanding prompting and manual review will become key skills. The provenance tagging mentioned would additionally become a valuable asset to implement as industry standard. </w:t>
+      </w:r>
+      <w:r>
+        <w:rPr>
+          <w:rFonts w:ascii="Times New Roman" w:hAnsi="Times New Roman" w:cs="Times New Roman"/>
+        </w:rPr>
+        <w:t xml:space="preserve">Due to the nature of these changes, developers can take on many tasks. This potential autonomy can allow </w:t>
+      </w:r>
+      <w:r>
+        <w:rPr>
+          <w:rFonts w:ascii="Times New Roman" w:hAnsi="Times New Roman" w:cs="Times New Roman"/>
+        </w:rPr>
+        <w:t>developers</w:t>
+      </w:r>
+      <w:r>
+        <w:rPr>
+          <w:rFonts w:ascii="Times New Roman" w:hAnsi="Times New Roman" w:cs="Times New Roman"/>
+        </w:rPr>
+        <w:t xml:space="preserve"> to create, document, debug, and test code more quickly and efficiently. While the need for second party review will still be important, the autonomy allowed by AI tools can aid in increasing the quality of code before moving the code to the next party. </w:t>
       </w:r>
     </w:p>
     <w:p>
@@ -2218,234 +1976,248 @@
         <w:rPr>
           <w:rFonts w:ascii="Times New Roman" w:hAnsi="Times New Roman" w:cs="Times New Roman"/>
         </w:rPr>
+        <w:t xml:space="preserve"> Solutions specialization in healthcare and financial industry solutions, the security capabilities of a tool should be </w:t>
+      </w:r>
+      <w:r>
+        <w:rPr>
+          <w:rFonts w:ascii="Times New Roman" w:hAnsi="Times New Roman" w:cs="Times New Roman"/>
+        </w:rPr>
+        <w:t>of</w:t>
+      </w:r>
+      <w:r>
+        <w:rPr>
+          <w:rFonts w:ascii="Times New Roman" w:hAnsi="Times New Roman" w:cs="Times New Roman"/>
+        </w:rPr>
+        <w:t xml:space="preserve"> the upmost priority given the sensitive nature of the data. While </w:t>
+      </w:r>
+      <w:proofErr w:type="spellStart"/>
+      <w:r>
+        <w:rPr>
+          <w:rFonts w:ascii="Times New Roman" w:hAnsi="Times New Roman" w:cs="Times New Roman"/>
+        </w:rPr>
+        <w:t>Github</w:t>
+      </w:r>
+      <w:proofErr w:type="spellEnd"/>
+      <w:r>
+        <w:rPr>
+          <w:rFonts w:ascii="Times New Roman" w:hAnsi="Times New Roman" w:cs="Times New Roman"/>
+        </w:rPr>
+        <w:t xml:space="preserve"> Copilot include</w:t>
+      </w:r>
+      <w:r>
+        <w:rPr>
+          <w:rFonts w:ascii="Times New Roman" w:hAnsi="Times New Roman" w:cs="Times New Roman"/>
+        </w:rPr>
+        <w:t>s</w:t>
+      </w:r>
+      <w:r>
+        <w:rPr>
+          <w:rFonts w:ascii="Times New Roman" w:hAnsi="Times New Roman" w:cs="Times New Roman"/>
+        </w:rPr>
+        <w:t xml:space="preserve"> security features, I would recommend the use of either Claude or Gemini given their granular control over what data the model retains. Additionally, Claude features an opt-in format instead of </w:t>
+      </w:r>
+      <w:r>
+        <w:rPr>
+          <w:rFonts w:ascii="Times New Roman" w:hAnsi="Times New Roman" w:cs="Times New Roman"/>
+        </w:rPr>
+        <w:t xml:space="preserve">other </w:t>
+      </w:r>
+      <w:r>
+        <w:rPr>
+          <w:rFonts w:ascii="Times New Roman" w:hAnsi="Times New Roman" w:cs="Times New Roman"/>
+        </w:rPr>
+        <w:t>tool</w:t>
+      </w:r>
+      <w:r>
+        <w:rPr>
+          <w:rFonts w:ascii="Times New Roman" w:hAnsi="Times New Roman" w:cs="Times New Roman"/>
+        </w:rPr>
+        <w:t xml:space="preserve">s' </w:t>
+      </w:r>
+      <w:r>
+        <w:rPr>
+          <w:rFonts w:ascii="Times New Roman" w:hAnsi="Times New Roman" w:cs="Times New Roman"/>
+        </w:rPr>
+        <w:t xml:space="preserve">use of opt-out models. </w:t>
+      </w:r>
+      <w:r>
+        <w:rPr>
+          <w:rFonts w:ascii="Times New Roman" w:hAnsi="Times New Roman" w:cs="Times New Roman"/>
+        </w:rPr>
+        <w:t xml:space="preserve">As discussed above, Copilot also took the longest out the 3 models tested by </w:t>
+      </w:r>
+      <w:proofErr w:type="spellStart"/>
+      <w:r>
+        <w:rPr>
+          <w:rFonts w:ascii="Times New Roman" w:hAnsi="Times New Roman" w:cs="Times New Roman"/>
+        </w:rPr>
+        <w:t>Yetiştiren</w:t>
+      </w:r>
+      <w:proofErr w:type="spellEnd"/>
+      <w:r>
+        <w:rPr>
+          <w:rFonts w:ascii="Times New Roman" w:hAnsi="Times New Roman" w:cs="Times New Roman"/>
+        </w:rPr>
+        <w:t xml:space="preserve"> et al (2023) at fixing bugs. Copilot does feature some benefits though. The tool easily integrates into IDE's and allows for users to select the AI model they would like to use. It additionally readily displays token usage metrics to allow developers to track token expenditure. Ultimately, the decision for </w:t>
+      </w:r>
+      <w:r>
+        <w:rPr>
+          <w:rFonts w:ascii="Times New Roman" w:hAnsi="Times New Roman" w:cs="Times New Roman"/>
+        </w:rPr>
+        <w:t xml:space="preserve">what AI tool to implement in the workflow </w:t>
+      </w:r>
+      <w:r>
+        <w:rPr>
+          <w:rFonts w:ascii="Times New Roman" w:hAnsi="Times New Roman" w:cs="Times New Roman"/>
+        </w:rPr>
+        <w:t>comes to two main factors</w:t>
+      </w:r>
+      <w:r>
+        <w:rPr>
+          <w:rFonts w:ascii="Times New Roman" w:hAnsi="Times New Roman" w:cs="Times New Roman"/>
+        </w:rPr>
+        <w:t>, e</w:t>
+      </w:r>
+      <w:r>
+        <w:rPr>
+          <w:rFonts w:ascii="Times New Roman" w:hAnsi="Times New Roman" w:cs="Times New Roman"/>
+        </w:rPr>
+        <w:t xml:space="preserve">ase of implementation and security. </w:t>
+      </w:r>
+      <w:r>
+        <w:rPr>
+          <w:rFonts w:ascii="Times New Roman" w:hAnsi="Times New Roman" w:cs="Times New Roman"/>
+        </w:rPr>
+        <w:t>Copilot can be easily implemented in IDE's and with simple token tracking, but additional processes would need to be implemented in the workflow to ensure the privacy of sensitive data is maintained. Claude</w:t>
+      </w:r>
+      <w:r>
+        <w:rPr>
+          <w:rFonts w:ascii="Times New Roman" w:hAnsi="Times New Roman" w:cs="Times New Roman"/>
+        </w:rPr>
+        <w:t xml:space="preserve"> on the other hand</w:t>
+      </w:r>
+      <w:r>
+        <w:rPr>
+          <w:rFonts w:ascii="Times New Roman" w:hAnsi="Times New Roman" w:cs="Times New Roman"/>
+        </w:rPr>
+        <w:t xml:space="preserve"> features granular security and</w:t>
+      </w:r>
+      <w:r>
+        <w:rPr>
+          <w:rFonts w:ascii="Times New Roman" w:hAnsi="Times New Roman" w:cs="Times New Roman"/>
+        </w:rPr>
+        <w:t xml:space="preserve"> is</w:t>
+      </w:r>
+      <w:r>
+        <w:rPr>
+          <w:rFonts w:ascii="Times New Roman" w:hAnsi="Times New Roman" w:cs="Times New Roman"/>
+        </w:rPr>
+        <w:t xml:space="preserve"> the only model with an opt-in model for data retention</w:t>
+      </w:r>
+      <w:r>
+        <w:rPr>
+          <w:rFonts w:ascii="Times New Roman" w:hAnsi="Times New Roman" w:cs="Times New Roman"/>
+        </w:rPr>
+        <w:t xml:space="preserve">. However, </w:t>
+      </w:r>
+      <w:r>
+        <w:rPr>
+          <w:rFonts w:ascii="Times New Roman" w:hAnsi="Times New Roman" w:cs="Times New Roman"/>
+        </w:rPr>
+        <w:t>token usage is not as readily available as it</w:t>
+      </w:r>
+      <w:r>
+        <w:rPr>
+          <w:rFonts w:ascii="Times New Roman" w:hAnsi="Times New Roman" w:cs="Times New Roman"/>
+        </w:rPr>
+        <w:t xml:space="preserve"> is</w:t>
+      </w:r>
+      <w:r>
+        <w:rPr>
+          <w:rFonts w:ascii="Times New Roman" w:hAnsi="Times New Roman" w:cs="Times New Roman"/>
+        </w:rPr>
+        <w:t xml:space="preserve"> with Copilot. </w:t>
+      </w:r>
+    </w:p>
+    <w:p>
+      <w:pPr>
+        <w:spacing w:line="480" w:lineRule="auto"/>
+        <w:rPr>
+          <w:rFonts w:ascii="Times New Roman" w:hAnsi="Times New Roman" w:cs="Times New Roman"/>
+        </w:rPr>
+      </w:pPr>
+      <w:r>
+        <w:rPr>
+          <w:rFonts w:ascii="Times New Roman" w:hAnsi="Times New Roman" w:cs="Times New Roman"/>
+        </w:rPr>
+        <w:tab/>
+      </w:r>
+      <w:r>
+        <w:rPr>
+          <w:rFonts w:ascii="Times New Roman" w:hAnsi="Times New Roman" w:cs="Times New Roman"/>
+        </w:rPr>
+        <w:t>I additionally tested Copilot's capabilities at debugging and code generation tasks</w:t>
+      </w:r>
+      <w:r>
+        <w:rPr>
+          <w:rFonts w:ascii="Times New Roman" w:hAnsi="Times New Roman" w:cs="Times New Roman"/>
+        </w:rPr>
+        <w:t xml:space="preserve"> (GitHub Copilot, 2026).</w:t>
+      </w:r>
+      <w:r>
+        <w:rPr>
+          <w:rFonts w:ascii="Times New Roman" w:hAnsi="Times New Roman" w:cs="Times New Roman"/>
+        </w:rPr>
+        <w:t xml:space="preserve"> I used two code snippets with logical and syntactical errors. In the tests, </w:t>
+      </w:r>
+      <w:r>
+        <w:rPr>
+          <w:rFonts w:ascii="Times New Roman" w:hAnsi="Times New Roman" w:cs="Times New Roman"/>
+        </w:rPr>
+        <w:t>the</w:t>
+      </w:r>
+      <w:r>
+        <w:rPr>
+          <w:rFonts w:ascii="Times New Roman" w:hAnsi="Times New Roman" w:cs="Times New Roman"/>
+        </w:rPr>
         <w:t xml:space="preserve"> </w:t>
       </w:r>
-      <w:proofErr w:type="gramStart"/>
-      <w:r>
-        <w:rPr>
-          <w:rFonts w:ascii="Times New Roman" w:hAnsi="Times New Roman" w:cs="Times New Roman"/>
-        </w:rPr>
-        <w:t>Solutions</w:t>
-      </w:r>
-      <w:proofErr w:type="gramEnd"/>
-      <w:r>
-        <w:rPr>
-          <w:rFonts w:ascii="Times New Roman" w:hAnsi="Times New Roman" w:cs="Times New Roman"/>
-        </w:rPr>
-        <w:t xml:space="preserve"> specialization in healthcare and financial industry solutions, the security capabilities of a tool should be </w:t>
-      </w:r>
-      <w:r>
-        <w:rPr>
-          <w:rFonts w:ascii="Times New Roman" w:hAnsi="Times New Roman" w:cs="Times New Roman"/>
-        </w:rPr>
-        <w:t>of</w:t>
-      </w:r>
-      <w:r>
-        <w:rPr>
-          <w:rFonts w:ascii="Times New Roman" w:hAnsi="Times New Roman" w:cs="Times New Roman"/>
-        </w:rPr>
-        <w:t xml:space="preserve"> the upmost priority given the sensitive nature of the data. While </w:t>
-      </w:r>
-      <w:proofErr w:type="spellStart"/>
-      <w:r>
-        <w:rPr>
-          <w:rFonts w:ascii="Times New Roman" w:hAnsi="Times New Roman" w:cs="Times New Roman"/>
-        </w:rPr>
-        <w:t>Github</w:t>
-      </w:r>
-      <w:proofErr w:type="spellEnd"/>
-      <w:r>
-        <w:rPr>
-          <w:rFonts w:ascii="Times New Roman" w:hAnsi="Times New Roman" w:cs="Times New Roman"/>
-        </w:rPr>
-        <w:t xml:space="preserve"> Copilot include</w:t>
-      </w:r>
-      <w:r>
-        <w:rPr>
-          <w:rFonts w:ascii="Times New Roman" w:hAnsi="Times New Roman" w:cs="Times New Roman"/>
-        </w:rPr>
-        <w:t>s</w:t>
-      </w:r>
-      <w:r>
-        <w:rPr>
-          <w:rFonts w:ascii="Times New Roman" w:hAnsi="Times New Roman" w:cs="Times New Roman"/>
-        </w:rPr>
-        <w:t xml:space="preserve"> security features, I would recommend the use of either Claude or Gemini given their granular control over what data the model retains. Additionally, Claude features an opt-in format instead of </w:t>
-      </w:r>
-      <w:r>
-        <w:rPr>
-          <w:rFonts w:ascii="Times New Roman" w:hAnsi="Times New Roman" w:cs="Times New Roman"/>
-        </w:rPr>
-        <w:t xml:space="preserve">other </w:t>
-      </w:r>
-      <w:r>
-        <w:rPr>
-          <w:rFonts w:ascii="Times New Roman" w:hAnsi="Times New Roman" w:cs="Times New Roman"/>
-        </w:rPr>
-        <w:t>tool</w:t>
-      </w:r>
-      <w:r>
-        <w:rPr>
-          <w:rFonts w:ascii="Times New Roman" w:hAnsi="Times New Roman" w:cs="Times New Roman"/>
-        </w:rPr>
-        <w:t xml:space="preserve">s' </w:t>
-      </w:r>
-      <w:r>
-        <w:rPr>
-          <w:rFonts w:ascii="Times New Roman" w:hAnsi="Times New Roman" w:cs="Times New Roman"/>
-        </w:rPr>
-        <w:t xml:space="preserve">use of opt-out models. </w:t>
-      </w:r>
-      <w:r>
-        <w:rPr>
-          <w:rFonts w:ascii="Times New Roman" w:hAnsi="Times New Roman" w:cs="Times New Roman"/>
-        </w:rPr>
-        <w:t xml:space="preserve">As discussed above, Copilot also took the longest out the 3 models tested by </w:t>
-      </w:r>
-      <w:proofErr w:type="spellStart"/>
-      <w:r>
-        <w:rPr>
-          <w:rFonts w:ascii="Times New Roman" w:hAnsi="Times New Roman" w:cs="Times New Roman"/>
-        </w:rPr>
-        <w:t>Yetiştiren</w:t>
-      </w:r>
-      <w:proofErr w:type="spellEnd"/>
-      <w:r>
-        <w:rPr>
-          <w:rFonts w:ascii="Times New Roman" w:hAnsi="Times New Roman" w:cs="Times New Roman"/>
-        </w:rPr>
-        <w:t xml:space="preserve"> et al (2023) at fixing bugs. Copilot does feature some benefits though. The tool easily integrates into IDE's and </w:t>
-      </w:r>
-      <w:proofErr w:type="gramStart"/>
-      <w:r>
-        <w:rPr>
-          <w:rFonts w:ascii="Times New Roman" w:hAnsi="Times New Roman" w:cs="Times New Roman"/>
-        </w:rPr>
-        <w:t>allows for</w:t>
-      </w:r>
-      <w:proofErr w:type="gramEnd"/>
-      <w:r>
-        <w:rPr>
-          <w:rFonts w:ascii="Times New Roman" w:hAnsi="Times New Roman" w:cs="Times New Roman"/>
-        </w:rPr>
-        <w:t xml:space="preserve"> users to select the AI model they would like to use. It additionally readily displays token usage metrics to allow developers to track token expenditure. Ultimately, the decision for </w:t>
-      </w:r>
-      <w:r>
-        <w:rPr>
-          <w:rFonts w:ascii="Times New Roman" w:hAnsi="Times New Roman" w:cs="Times New Roman"/>
-        </w:rPr>
-        <w:t xml:space="preserve">what AI tool to implement in the workflow </w:t>
-      </w:r>
-      <w:r>
-        <w:rPr>
-          <w:rFonts w:ascii="Times New Roman" w:hAnsi="Times New Roman" w:cs="Times New Roman"/>
-        </w:rPr>
-        <w:t>comes to two main factors</w:t>
-      </w:r>
-      <w:r>
-        <w:rPr>
-          <w:rFonts w:ascii="Times New Roman" w:hAnsi="Times New Roman" w:cs="Times New Roman"/>
-        </w:rPr>
-        <w:t>, e</w:t>
-      </w:r>
-      <w:r>
-        <w:rPr>
-          <w:rFonts w:ascii="Times New Roman" w:hAnsi="Times New Roman" w:cs="Times New Roman"/>
-        </w:rPr>
-        <w:t xml:space="preserve">ase of implementation and security. </w:t>
-      </w:r>
-      <w:r>
-        <w:rPr>
-          <w:rFonts w:ascii="Times New Roman" w:hAnsi="Times New Roman" w:cs="Times New Roman"/>
-        </w:rPr>
-        <w:t>Copilot can be easily implemented in IDE's and with simple token tracking, but additional processes would need to be implemented in the workflow to ensure the privacy of sensitive data is maintained. Claude</w:t>
-      </w:r>
-      <w:r>
-        <w:rPr>
-          <w:rFonts w:ascii="Times New Roman" w:hAnsi="Times New Roman" w:cs="Times New Roman"/>
-        </w:rPr>
-        <w:t xml:space="preserve"> on the other hand</w:t>
-      </w:r>
-      <w:r>
-        <w:rPr>
-          <w:rFonts w:ascii="Times New Roman" w:hAnsi="Times New Roman" w:cs="Times New Roman"/>
-        </w:rPr>
-        <w:t xml:space="preserve"> features granular security and</w:t>
-      </w:r>
-      <w:r>
-        <w:rPr>
-          <w:rFonts w:ascii="Times New Roman" w:hAnsi="Times New Roman" w:cs="Times New Roman"/>
-        </w:rPr>
-        <w:t xml:space="preserve"> is</w:t>
-      </w:r>
-      <w:r>
-        <w:rPr>
-          <w:rFonts w:ascii="Times New Roman" w:hAnsi="Times New Roman" w:cs="Times New Roman"/>
-        </w:rPr>
-        <w:t xml:space="preserve"> the only model with an opt-in model for data retention</w:t>
-      </w:r>
-      <w:r>
-        <w:rPr>
-          <w:rFonts w:ascii="Times New Roman" w:hAnsi="Times New Roman" w:cs="Times New Roman"/>
-        </w:rPr>
-        <w:t xml:space="preserve">. However, </w:t>
-      </w:r>
-      <w:r>
-        <w:rPr>
-          <w:rFonts w:ascii="Times New Roman" w:hAnsi="Times New Roman" w:cs="Times New Roman"/>
-        </w:rPr>
-        <w:t>token usage is not as readily available as it</w:t>
-      </w:r>
-      <w:r>
-        <w:rPr>
-          <w:rFonts w:ascii="Times New Roman" w:hAnsi="Times New Roman" w:cs="Times New Roman"/>
-        </w:rPr>
-        <w:t xml:space="preserve"> is</w:t>
-      </w:r>
-      <w:r>
-        <w:rPr>
-          <w:rFonts w:ascii="Times New Roman" w:hAnsi="Times New Roman" w:cs="Times New Roman"/>
-        </w:rPr>
-        <w:t xml:space="preserve"> with Copilot. </w:t>
-      </w:r>
-    </w:p>
-    <w:p>
-      <w:pPr>
-        <w:spacing w:line="480" w:lineRule="auto"/>
-        <w:rPr>
-          <w:rFonts w:ascii="Times New Roman" w:hAnsi="Times New Roman" w:cs="Times New Roman"/>
-        </w:rPr>
-      </w:pPr>
-      <w:r>
-        <w:rPr>
-          <w:rFonts w:ascii="Times New Roman" w:hAnsi="Times New Roman" w:cs="Times New Roman"/>
-        </w:rPr>
-        <w:tab/>
-      </w:r>
-      <w:r>
-        <w:rPr>
-          <w:rFonts w:ascii="Times New Roman" w:hAnsi="Times New Roman" w:cs="Times New Roman"/>
-        </w:rPr>
-        <w:t>I additionally tested Copilot's capabilities at debugging and code generation tasks</w:t>
-      </w:r>
-      <w:r>
-        <w:rPr>
-          <w:rFonts w:ascii="Times New Roman" w:hAnsi="Times New Roman" w:cs="Times New Roman"/>
-        </w:rPr>
-        <w:t xml:space="preserve"> (GitHub Copilot, 2026).</w:t>
-      </w:r>
-      <w:r>
-        <w:rPr>
-          <w:rFonts w:ascii="Times New Roman" w:hAnsi="Times New Roman" w:cs="Times New Roman"/>
-        </w:rPr>
-        <w:t xml:space="preserve"> I used two code snippets with logical and syntactical errors. In the tests, </w:t>
-      </w:r>
-      <w:proofErr w:type="gramStart"/>
-      <w:r>
-        <w:rPr>
-          <w:rFonts w:ascii="Times New Roman" w:hAnsi="Times New Roman" w:cs="Times New Roman"/>
-        </w:rPr>
-        <w:t xml:space="preserve">it can be seen that </w:t>
+      <w:r>
+        <w:rPr>
+          <w:rFonts w:ascii="Times New Roman" w:hAnsi="Times New Roman" w:cs="Times New Roman"/>
+        </w:rPr>
+        <w:t xml:space="preserve">tool can easily find and fix syntax errors. However, the tool struggles to understand logical errors. An example of this can be seen in code snippet two. The tool could see that a while loop </w:t>
+      </w:r>
+      <w:r>
+        <w:rPr>
+          <w:rFonts w:ascii="Times New Roman" w:hAnsi="Times New Roman" w:cs="Times New Roman"/>
+        </w:rPr>
+        <w:t>would</w:t>
+      </w:r>
+      <w:r>
+        <w:rPr>
+          <w:rFonts w:ascii="Times New Roman" w:hAnsi="Times New Roman" w:cs="Times New Roman"/>
+        </w:rPr>
+        <w:t xml:space="preserve"> not terminate because the variable is decremented instead of incremented. However, it does not recognize that the while loop is not performing a task for the overall function. Removal </w:t>
+      </w:r>
+      <w:r>
+        <w:rPr>
+          <w:rFonts w:ascii="Times New Roman" w:hAnsi="Times New Roman" w:cs="Times New Roman"/>
+        </w:rPr>
+        <w:lastRenderedPageBreak/>
+        <w:t xml:space="preserve">of the unused variables also took multiple attempts, despite including notes to remove the variables. </w:t>
+      </w:r>
+      <w:r>
+        <w:rPr>
+          <w:rFonts w:ascii="Times New Roman" w:hAnsi="Times New Roman" w:cs="Times New Roman"/>
+        </w:rPr>
+        <w:t xml:space="preserve">When generating code, the tool was able to quickly implement the functions as prompted without errors and with in-depth headers providing additional information. </w:t>
+      </w:r>
+      <w:r>
+        <w:rPr>
+          <w:rFonts w:ascii="Times New Roman" w:hAnsi="Times New Roman" w:cs="Times New Roman"/>
+        </w:rPr>
+        <w:t xml:space="preserve">Running the program analyzes the training accuracy of sigmoid and step activation functions on a single synthetic data set. The output of the program shows that the sigmoid function showed an 84.5% training accuracy and the step function showed a 78.5% training accuracy. While </w:t>
       </w:r>
       <w:r>
         <w:rPr>
@@ -2453,56 +2225,6 @@
         </w:rPr>
         <w:t>the</w:t>
       </w:r>
-      <w:proofErr w:type="gramEnd"/>
-      <w:r>
-        <w:rPr>
-          <w:rFonts w:ascii="Times New Roman" w:hAnsi="Times New Roman" w:cs="Times New Roman"/>
-        </w:rPr>
-        <w:t xml:space="preserve"> </w:t>
-      </w:r>
-      <w:r>
-        <w:rPr>
-          <w:rFonts w:ascii="Times New Roman" w:hAnsi="Times New Roman" w:cs="Times New Roman"/>
-        </w:rPr>
-        <w:t xml:space="preserve">tool can easily find and fix syntax errors. However, the tool struggles to understand logical errors. An example of this can be seen in code snippet two. The tool could see that a while loop </w:t>
-      </w:r>
-      <w:r>
-        <w:rPr>
-          <w:rFonts w:ascii="Times New Roman" w:hAnsi="Times New Roman" w:cs="Times New Roman"/>
-        </w:rPr>
-        <w:t>would</w:t>
-      </w:r>
-      <w:r>
-        <w:rPr>
-          <w:rFonts w:ascii="Times New Roman" w:hAnsi="Times New Roman" w:cs="Times New Roman"/>
-        </w:rPr>
-        <w:t xml:space="preserve"> not terminate because the variable is decremented instead of incremented. However, it does not recognize that the while loop is not performing a task for the </w:t>
-      </w:r>
-      <w:r>
-        <w:rPr>
-          <w:rFonts w:ascii="Times New Roman" w:hAnsi="Times New Roman" w:cs="Times New Roman"/>
-        </w:rPr>
-        <w:lastRenderedPageBreak/>
-        <w:t xml:space="preserve">overall function. Removal of the unused variables also took multiple attempts, despite including notes to remove the variables. </w:t>
-      </w:r>
-      <w:r>
-        <w:rPr>
-          <w:rFonts w:ascii="Times New Roman" w:hAnsi="Times New Roman" w:cs="Times New Roman"/>
-        </w:rPr>
-        <w:t xml:space="preserve">When generating code, the tool was able to quickly implement the functions as prompted without errors and with in-depth headers providing additional information. </w:t>
-      </w:r>
-      <w:r>
-        <w:rPr>
-          <w:rFonts w:ascii="Times New Roman" w:hAnsi="Times New Roman" w:cs="Times New Roman"/>
-        </w:rPr>
-        <w:t xml:space="preserve">Running the program analyzes the training accuracy of sigmoid and step activation functions on a single synthetic data set. The output of the program shows that the sigmoid function showed an 84.5% training accuracy and the step function showed a 78.5% training accuracy. While </w:t>
-      </w:r>
-      <w:r>
-        <w:rPr>
-          <w:rFonts w:ascii="Times New Roman" w:hAnsi="Times New Roman" w:cs="Times New Roman"/>
-        </w:rPr>
-        <w:t>the</w:t>
-      </w:r>
       <w:r>
         <w:rPr>
           <w:rFonts w:ascii="Times New Roman" w:hAnsi="Times New Roman" w:cs="Times New Roman"/>
@@ -2513,21 +2235,7 @@
         <w:rPr>
           <w:rFonts w:ascii="Times New Roman" w:hAnsi="Times New Roman" w:cs="Times New Roman"/>
         </w:rPr>
-        <w:t xml:space="preserve">From these tests, it can be </w:t>
-      </w:r>
-      <w:proofErr w:type="gramStart"/>
-      <w:r>
-        <w:rPr>
-          <w:rFonts w:ascii="Times New Roman" w:hAnsi="Times New Roman" w:cs="Times New Roman"/>
-        </w:rPr>
-        <w:t>seen</w:t>
-      </w:r>
-      <w:proofErr w:type="gramEnd"/>
-      <w:r>
-        <w:rPr>
-          <w:rFonts w:ascii="Times New Roman" w:hAnsi="Times New Roman" w:cs="Times New Roman"/>
-        </w:rPr>
-        <w:t xml:space="preserve"> the tool effectively identifies and fixes syntax errors and can generate correct code.</w:t>
+        <w:t>From these tests, it can be seen the tool effectively identifies and fixes syntax errors and can generate correct code.</w:t>
       </w:r>
       <w:r>
         <w:rPr>
@@ -2886,21 +2594,7 @@
         <w:rPr>
           <w:rFonts w:ascii="Times New Roman" w:hAnsi="Times New Roman" w:cs="Times New Roman"/>
         </w:rPr>
-        <w:t xml:space="preserve">, N. (2025). How are we </w:t>
-      </w:r>
-      <w:proofErr w:type="gramStart"/>
-      <w:r>
-        <w:rPr>
-          <w:rFonts w:ascii="Times New Roman" w:hAnsi="Times New Roman" w:cs="Times New Roman"/>
-        </w:rPr>
-        <w:t>doing with</w:t>
-      </w:r>
-      <w:proofErr w:type="gramEnd"/>
-      <w:r>
-        <w:rPr>
-          <w:rFonts w:ascii="Times New Roman" w:hAnsi="Times New Roman" w:cs="Times New Roman"/>
-        </w:rPr>
-        <w:t xml:space="preserve"> using AI-based programming assistants for privacy-related code generation? The developers' experience. </w:t>
+        <w:t xml:space="preserve">, N. (2025). How are we doing with using AI-based programming assistants for privacy-related code generation? The developers' experience. </w:t>
       </w:r>
       <w:proofErr w:type="spellStart"/>
       <w:r>
@@ -3130,35 +2824,7 @@
             <w:rStyle w:val="Hyperlink"/>
             <w:rFonts w:ascii="Times New Roman" w:hAnsi="Times New Roman" w:cs="Times New Roman"/>
           </w:rPr>
-          <w:t>https://survey.stackoverflow.co/2</w:t>
-        </w:r>
-        <w:r>
-          <w:rPr>
-            <w:rStyle w:val="Hyperlink"/>
-            <w:rFonts w:ascii="Times New Roman" w:hAnsi="Times New Roman" w:cs="Times New Roman"/>
-          </w:rPr>
-          <w:t>0</w:t>
-        </w:r>
-        <w:r>
-          <w:rPr>
-            <w:rStyle w:val="Hyperlink"/>
-            <w:rFonts w:ascii="Times New Roman" w:hAnsi="Times New Roman" w:cs="Times New Roman"/>
-          </w:rPr>
-          <w:t>2</w:t>
-        </w:r>
-        <w:r>
-          <w:rPr>
-            <w:rStyle w:val="Hyperlink"/>
-            <w:rFonts w:ascii="Times New Roman" w:hAnsi="Times New Roman" w:cs="Times New Roman"/>
-          </w:rPr>
-          <w:t>4</w:t>
-        </w:r>
-        <w:r>
-          <w:rPr>
-            <w:rStyle w:val="Hyperlink"/>
-            <w:rFonts w:ascii="Times New Roman" w:hAnsi="Times New Roman" w:cs="Times New Roman"/>
-          </w:rPr>
-          <w:t>/ai</w:t>
+          <w:t>https://survey.stackoverflow.co/2024/ai</w:t>
         </w:r>
       </w:hyperlink>
       <w:r>
@@ -3202,21 +2868,7 @@
         <w:rPr>
           <w:rFonts w:ascii="Times New Roman" w:hAnsi="Times New Roman" w:cs="Times New Roman"/>
         </w:rPr>
-        <w:t xml:space="preserve">, M., &amp; Tüzün, E. (2023). Evaluating </w:t>
-      </w:r>
-      <w:proofErr w:type="gramStart"/>
-      <w:r>
-        <w:rPr>
-          <w:rFonts w:ascii="Times New Roman" w:hAnsi="Times New Roman" w:cs="Times New Roman"/>
-        </w:rPr>
-        <w:t>the code</w:t>
-      </w:r>
-      <w:proofErr w:type="gramEnd"/>
-      <w:r>
-        <w:rPr>
-          <w:rFonts w:ascii="Times New Roman" w:hAnsi="Times New Roman" w:cs="Times New Roman"/>
-        </w:rPr>
-        <w:t xml:space="preserve"> quality of ai-assisted code generation tools: An empirical study on </w:t>
+        <w:t xml:space="preserve">, M., &amp; Tüzün, E. (2023). Evaluating the code quality of ai-assisted code generation tools: An empirical study on </w:t>
       </w:r>
       <w:proofErr w:type="spellStart"/>
       <w:r>
@@ -4056,6 +3708,7 @@
   <w:style w:type="character" w:default="1" w:styleId="DefaultParagraphFont">
     <w:name w:val="Default Paragraph Font"/>
     <w:uiPriority w:val="1"/>
+    <w:semiHidden/>
     <w:unhideWhenUsed/>
   </w:style>
   <w:style w:type="table" w:default="1" w:styleId="TableNormal">
